--- a/examples/references/doc/expand_tex_includes.docx
+++ b/examples/references/doc/expand_tex_includes.docx
@@ -203,13 +203,82 @@
         <w:rPr>
           <w:rStyle w:val="StringTok"/>
         </w:rPr>
-        <w:t xml:space="preserve">"https://raw.githubusercontent.com/eogasawara/mylibrary/refs/heads/main/references/ref_utils.R"</w:t>
+        <w:t xml:space="preserve">"../../references/myReferences.R"</w:t>
       </w:r>
       <w:r>
         <w:rPr>
           <w:rStyle w:val="NormalTok"/>
         </w:rPr>
         <w:t xml:space="preserve">)</w:t>
+      </w:r>
+      <w:r>
+        <w:br/>
+      </w:r>
+      <w:r>
+        <w:rPr>
+          <w:rStyle w:val="FunctionTok"/>
+        </w:rPr>
+        <w:t xml:space="preserve">source</w:t>
+      </w:r>
+      <w:r>
+        <w:rPr>
+          <w:rStyle w:val="NormalTok"/>
+        </w:rPr>
+        <w:t xml:space="preserve">(</w:t>
+      </w:r>
+      <w:r>
+        <w:rPr>
+          <w:rStyle w:val="StringTok"/>
+        </w:rPr>
+        <w:t xml:space="preserve">"../../references/ref_utils.R"</w:t>
+      </w:r>
+      <w:r>
+        <w:rPr>
+          <w:rStyle w:val="NormalTok"/>
+        </w:rPr>
+        <w:t xml:space="preserve">)</w:t>
+      </w:r>
+      <w:r>
+        <w:br/>
+      </w:r>
+      <w:r>
+        <w:rPr>
+          <w:rStyle w:val="FunctionTok"/>
+        </w:rPr>
+        <w:t xml:space="preserve">source</w:t>
+      </w:r>
+      <w:r>
+        <w:rPr>
+          <w:rStyle w:val="NormalTok"/>
+        </w:rPr>
+        <w:t xml:space="preserve">(</w:t>
+      </w:r>
+      <w:r>
+        <w:rPr>
+          <w:rStyle w:val="StringTok"/>
+        </w:rPr>
+        <w:t xml:space="preserve">"reference_examples_setup.R"</w:t>
+      </w:r>
+      <w:r>
+        <w:rPr>
+          <w:rStyle w:val="NormalTok"/>
+        </w:rPr>
+        <w:t xml:space="preserve">)</w:t>
+      </w:r>
+      <w:r>
+        <w:br/>
+      </w:r>
+      <w:r>
+        <w:rPr>
+          <w:rStyle w:val="FunctionTok"/>
+        </w:rPr>
+        <w:t xml:space="preserve">ensure_reference_example_files</w:t>
+      </w:r>
+      <w:r>
+        <w:rPr>
+          <w:rStyle w:val="NormalTok"/>
+        </w:rPr>
+        <w:t xml:space="preserve">()</w:t>
       </w:r>
     </w:p>
     <w:p>
@@ -226,9 +295,39 @@
       </w:pPr>
       <w:r>
         <w:rPr>
+          <w:rStyle w:val="NormalTok"/>
+        </w:rPr>
+        <w:t xml:space="preserve">input_tex  </w:t>
+      </w:r>
+      <w:r>
+        <w:rPr>
+          <w:rStyle w:val="OtherTok"/>
+        </w:rPr>
+        <w:t xml:space="preserve">&lt;-</w:t>
+      </w:r>
+      <w:r>
+        <w:rPr>
+          <w:rStyle w:val="NormalTok"/>
+        </w:rPr>
+        <w:t xml:space="preserve"> </w:t>
+      </w:r>
+      <w:r>
+        <w:rPr>
+          <w:rStyle w:val="StringTok"/>
+        </w:rPr>
+        <w:t xml:space="preserve">"expand_main.tex"</w:t>
+      </w:r>
+      <w:r>
+        <w:rPr>
+          <w:rStyle w:val="NormalTok"/>
+        </w:rPr>
+        <w:t xml:space="preserve"> </w:t>
+      </w:r>
+      <w:r>
+        <w:rPr>
           <w:rStyle w:val="CommentTok"/>
         </w:rPr>
-        <w:t xml:space="preserve"># Edit these paths</w:t>
+        <w:t xml:space="preserve"># arquivo .tex no diretorio atual</w:t>
       </w:r>
       <w:r>
         <w:br/>
@@ -237,7 +336,7 @@
         <w:rPr>
           <w:rStyle w:val="NormalTok"/>
         </w:rPr>
-        <w:t xml:space="preserve">input_tex  </w:t>
+        <w:t xml:space="preserve">output_tex </w:t>
       </w:r>
       <w:r>
         <w:rPr>
@@ -255,34 +354,7 @@
         <w:rPr>
           <w:rStyle w:val="StringTok"/>
         </w:rPr>
-        <w:t xml:space="preserve">"path/to/main.tex"</w:t>
-      </w:r>
-      <w:r>
-        <w:br/>
-      </w:r>
-      <w:r>
-        <w:rPr>
-          <w:rStyle w:val="NormalTok"/>
-        </w:rPr>
-        <w:t xml:space="preserve">output_tex </w:t>
-      </w:r>
-      <w:r>
-        <w:rPr>
-          <w:rStyle w:val="OtherTok"/>
-        </w:rPr>
-        <w:t xml:space="preserve">&lt;-</w:t>
-      </w:r>
-      <w:r>
-        <w:rPr>
-          <w:rStyle w:val="NormalTok"/>
-        </w:rPr>
-        <w:t xml:space="preserve"> </w:t>
-      </w:r>
-      <w:r>
-        <w:rPr>
-          <w:rStyle w:val="StringTok"/>
-        </w:rPr>
-        <w:t xml:space="preserve">"path/to/main_expanded.tex"</w:t>
+        <w:t xml:space="preserve">"expand_main_expanded.tex"</w:t>
       </w:r>
       <w:r>
         <w:rPr>
@@ -294,7 +366,7 @@
         <w:rPr>
           <w:rStyle w:val="CommentTok"/>
         </w:rPr>
-        <w:t xml:space="preserve"># set NULL to overwrite input</w:t>
+        <w:t xml:space="preserve"># arquivo de saida no diretorio atual</w:t>
       </w:r>
     </w:p>
     <w:p>
@@ -435,14 +507,25 @@
     </w:p>
     <w:p>
       <w:pPr>
-        <w:pStyle w:val="FirstParagraph"/>
-      </w:pPr>
-      <w:r>
-        <w:t xml:space="preserve">Optional Dry Run</w:t>
+        <w:pStyle w:val="SourceCode"/>
+      </w:pPr>
+      <w:r>
+        <w:rPr>
+          <w:rStyle w:val="VerbatimChar"/>
+        </w:rPr>
+        <w:t xml:space="preserve">## Expanded includes written to: expand_main_expanded.tex</w:t>
       </w:r>
     </w:p>
     <w:p>
       <w:pPr>
+        <w:pStyle w:val="FirstParagraph"/>
+      </w:pPr>
+      <w:r>
+        <w:t xml:space="preserve">Optional Dry Run</w:t>
+      </w:r>
+    </w:p>
+    <w:p>
+      <w:pPr>
         <w:pStyle w:val="SourceCode"/>
       </w:pPr>
       <w:r>
@@ -456,18 +539,191 @@
       </w:r>
       <w:r>
         <w:rPr>
-          <w:rStyle w:val="CommentTok"/>
-        </w:rPr>
-        <w:t xml:space="preserve"># expanded_text &lt;- expand_tex_includes(input_file = input_tex, dry_run = TRUE)</w:t>
+          <w:rStyle w:val="NormalTok"/>
+        </w:rPr>
+        <w:t xml:space="preserve">expanded_text </w:t>
+      </w:r>
+      <w:r>
+        <w:rPr>
+          <w:rStyle w:val="OtherTok"/>
+        </w:rPr>
+        <w:t xml:space="preserve">&lt;-</w:t>
+      </w:r>
+      <w:r>
+        <w:rPr>
+          <w:rStyle w:val="NormalTok"/>
+        </w:rPr>
+        <w:t xml:space="preserve"> </w:t>
+      </w:r>
+      <w:r>
+        <w:rPr>
+          <w:rStyle w:val="FunctionTok"/>
+        </w:rPr>
+        <w:t xml:space="preserve">expand_tex_includes</w:t>
+      </w:r>
+      <w:r>
+        <w:rPr>
+          <w:rStyle w:val="NormalTok"/>
+        </w:rPr>
+        <w:t xml:space="preserve">(</w:t>
+      </w:r>
+      <w:r>
+        <w:rPr>
+          <w:rStyle w:val="AttributeTok"/>
+        </w:rPr>
+        <w:t xml:space="preserve">input_file =</w:t>
+      </w:r>
+      <w:r>
+        <w:rPr>
+          <w:rStyle w:val="NormalTok"/>
+        </w:rPr>
+        <w:t xml:space="preserve"> input_tex, </w:t>
+      </w:r>
+      <w:r>
+        <w:rPr>
+          <w:rStyle w:val="AttributeTok"/>
+        </w:rPr>
+        <w:t xml:space="preserve">dry_run =</w:t>
+      </w:r>
+      <w:r>
+        <w:rPr>
+          <w:rStyle w:val="NormalTok"/>
+        </w:rPr>
+        <w:t xml:space="preserve"> </w:t>
+      </w:r>
+      <w:r>
+        <w:rPr>
+          <w:rStyle w:val="ConstantTok"/>
+        </w:rPr>
+        <w:t xml:space="preserve">TRUE</w:t>
+      </w:r>
+      <w:r>
+        <w:rPr>
+          <w:rStyle w:val="NormalTok"/>
+        </w:rPr>
+        <w:t xml:space="preserve">)</w:t>
       </w:r>
       <w:r>
         <w:br/>
       </w:r>
       <w:r>
         <w:rPr>
-          <w:rStyle w:val="CommentTok"/>
-        </w:rPr>
-        <w:t xml:space="preserve"># cat(substr(expanded_text, 1, 500), "...\n")</w:t>
+          <w:rStyle w:val="FunctionTok"/>
+        </w:rPr>
+        <w:t xml:space="preserve">cat</w:t>
+      </w:r>
+      <w:r>
+        <w:rPr>
+          <w:rStyle w:val="NormalTok"/>
+        </w:rPr>
+        <w:t xml:space="preserve">(</w:t>
+      </w:r>
+      <w:r>
+        <w:rPr>
+          <w:rStyle w:val="FunctionTok"/>
+        </w:rPr>
+        <w:t xml:space="preserve">substr</w:t>
+      </w:r>
+      <w:r>
+        <w:rPr>
+          <w:rStyle w:val="NormalTok"/>
+        </w:rPr>
+        <w:t xml:space="preserve">(expanded_text, </w:t>
+      </w:r>
+      <w:r>
+        <w:rPr>
+          <w:rStyle w:val="DecValTok"/>
+        </w:rPr>
+        <w:t xml:space="preserve">1</w:t>
+      </w:r>
+      <w:r>
+        <w:rPr>
+          <w:rStyle w:val="NormalTok"/>
+        </w:rPr>
+        <w:t xml:space="preserve">, </w:t>
+      </w:r>
+      <w:r>
+        <w:rPr>
+          <w:rStyle w:val="DecValTok"/>
+        </w:rPr>
+        <w:t xml:space="preserve">120</w:t>
+      </w:r>
+      <w:r>
+        <w:rPr>
+          <w:rStyle w:val="NormalTok"/>
+        </w:rPr>
+        <w:t xml:space="preserve">), </w:t>
+      </w:r>
+      <w:r>
+        <w:rPr>
+          <w:rStyle w:val="StringTok"/>
+        </w:rPr>
+        <w:t xml:space="preserve">"...</w:t>
+      </w:r>
+      <w:r>
+        <w:rPr>
+          <w:rStyle w:val="SpecialCharTok"/>
+        </w:rPr>
+        <w:t xml:space="preserve">\n</w:t>
+      </w:r>
+      <w:r>
+        <w:rPr>
+          <w:rStyle w:val="StringTok"/>
+        </w:rPr>
+        <w:t xml:space="preserve">"</w:t>
+      </w:r>
+      <w:r>
+        <w:rPr>
+          <w:rStyle w:val="NormalTok"/>
+        </w:rPr>
+        <w:t xml:space="preserve">)</w:t>
+      </w:r>
+    </w:p>
+    <w:p>
+      <w:pPr>
+        <w:pStyle w:val="SourceCode"/>
+      </w:pPr>
+      <w:r>
+        <w:rPr>
+          <w:rStyle w:val="VerbatimChar"/>
+        </w:rPr>
+        <w:t xml:space="preserve">## \documentclass{article}</w:t>
+      </w:r>
+      <w:r>
+        <w:br/>
+      </w:r>
+      <w:r>
+        <w:rPr>
+          <w:rStyle w:val="VerbatimChar"/>
+        </w:rPr>
+        <w:t xml:space="preserve">## \begin{document}</w:t>
+      </w:r>
+      <w:r>
+        <w:br/>
+      </w:r>
+      <w:r>
+        <w:rPr>
+          <w:rStyle w:val="VerbatimChar"/>
+        </w:rPr>
+        <w:t xml:space="preserve">## Main text before include.</w:t>
+      </w:r>
+      <w:r>
+        <w:br/>
+      </w:r>
+      <w:r>
+        <w:rPr>
+          <w:rStyle w:val="VerbatimChar"/>
+        </w:rPr>
+        <w:t xml:space="preserve">## This text comes from the intro section.</w:t>
+      </w:r>
+      <w:r>
+        <w:br/>
+      </w:r>
+      <w:r>
+        <w:rPr>
+          <w:rStyle w:val="VerbatimChar"/>
+        </w:rPr>
+        <w:t xml:space="preserve">## This text com ...</w:t>
       </w:r>
     </w:p>
     <w:sectPr>

--- a/examples/references/doc/expand_tex_includes.docx
+++ b/examples/references/doc/expand_tex_includes.docx
@@ -203,7 +203,7 @@
         <w:rPr>
           <w:rStyle w:val="StringTok"/>
         </w:rPr>
-        <w:t xml:space="preserve">"../../references/myReferences.R"</w:t>
+        <w:t xml:space="preserve">"https://raw.githubusercontent.com/eogasawara/mylibrary/refs/heads/main/references/ref_utils.R"</w:t>
       </w:r>
       <w:r>
         <w:rPr>
@@ -230,7 +230,7 @@
         <w:rPr>
           <w:rStyle w:val="StringTok"/>
         </w:rPr>
-        <w:t xml:space="preserve">"../../references/ref_utils.R"</w:t>
+        <w:t xml:space="preserve">"https://raw.githubusercontent.com/eogasawara/mylibrary/refs/heads/main/references/reference_examples_setup.R"</w:t>
       </w:r>
       <w:r>
         <w:rPr>
@@ -245,34 +245,7 @@
         <w:rPr>
           <w:rStyle w:val="FunctionTok"/>
         </w:rPr>
-        <w:t xml:space="preserve">source</w:t>
-      </w:r>
-      <w:r>
-        <w:rPr>
-          <w:rStyle w:val="NormalTok"/>
-        </w:rPr>
-        <w:t xml:space="preserve">(</w:t>
-      </w:r>
-      <w:r>
-        <w:rPr>
-          <w:rStyle w:val="StringTok"/>
-        </w:rPr>
-        <w:t xml:space="preserve">"reference_examples_setup.R"</w:t>
-      </w:r>
-      <w:r>
-        <w:rPr>
-          <w:rStyle w:val="NormalTok"/>
-        </w:rPr>
-        <w:t xml:space="preserve">)</w:t>
-      </w:r>
-      <w:r>
-        <w:br/>
-      </w:r>
-      <w:r>
-        <w:rPr>
-          <w:rStyle w:val="FunctionTok"/>
-        </w:rPr>
-        <w:t xml:space="preserve">ensure_reference_example_files</w:t>
+        <w:t xml:space="preserve">download_reference_example_files</w:t>
       </w:r>
       <w:r>
         <w:rPr>

--- a/examples/references/doc/expand_tex_includes.docx
+++ b/examples/references/doc/expand_tex_includes.docx
@@ -210,6 +210,33 @@
           <w:rStyle w:val="NormalTok"/>
         </w:rPr>
         <w:t xml:space="preserve">)</w:t>
+      </w:r>
+      <w:r>
+        <w:br/>
+      </w:r>
+      <w:r>
+        <w:rPr>
+          <w:rStyle w:val="CommentTok"/>
+        </w:rPr>
+        <w:t xml:space="preserve"># As duas linhas abaixo sao apenas para o cenario de teste desta documentacao.</w:t>
+      </w:r>
+      <w:r>
+        <w:br/>
+      </w:r>
+      <w:r>
+        <w:rPr>
+          <w:rStyle w:val="CommentTok"/>
+        </w:rPr>
+        <w:t xml:space="preserve"># Em uso real, basta remover esse bloco e configurar corretamente as variaveis</w:t>
+      </w:r>
+      <w:r>
+        <w:br/>
+      </w:r>
+      <w:r>
+        <w:rPr>
+          <w:rStyle w:val="CommentTok"/>
+        </w:rPr>
+        <w:t xml:space="preserve"># de entrada para apontarem para os seus arquivos reais.</w:t>
       </w:r>
       <w:r>
         <w:br/>
